--- a/informes-growth/celestica-2026-10-14/Celestica - growth - 2026-10-14.docx
+++ b/informes-growth/celestica-2026-10-14/Celestica - growth - 2026-10-14.docx
@@ -3882,7 +3882,7 @@
         <w:t xml:space="preserve">informes/cartera-2026-10-14-15h.md</w:t>
       </w:r>
       <w:r>
-        <w:t xml:space="preserve">, ~29.800 EUR): no hay ninguna fabricante de electrónica. La exposición a la inversión en IA ya entra por</w:t>
+        <w:t xml:space="preserve">): no hay ninguna fabricante de electrónica. La exposición a la inversión en IA ya entra por</w:t>
       </w:r>
       <w:r>
         <w:t xml:space="preserve"> </w:t>
@@ -3948,7 +3948,7 @@
         <w:t xml:space="preserve">Liquidez</w:t>
       </w:r>
       <w:r>
-        <w:t xml:space="preserve">: después de Shopify quedan ≈560 EUR sobrantes. La posición mínima es de 1.000 EUR (3,5 % = ~1.040 EUR, unas 3-4 acciones a ~321 EUR).</w:t>
+        <w:t xml:space="preserve">: después de Shopify apenas queda liquidez. La posición mínima es del 3,5 % (unas 3-4 acciones a ~321 EUR).</w:t>
       </w:r>
       <w:r>
         <w:t xml:space="preserve"> </w:t>
@@ -3993,10 +3993,7 @@
         <w:t xml:space="preserve">~251 USD</w:t>
       </w:r>
       <w:r>
-        <w:t xml:space="preserve"> </w:t>
-      </w:r>
-      <w:r>
-        <w:t xml:space="preserve">(≈225 EUR), o si en el Día del Inversor se fijan ventas de 2027-2028 que, con la regla mejorada, den base ≥ 0 % y ponderada ≥ 5 %. En ese caso, y solo con la liquidez que quede tras las órdenes value del 7-nov: 3,5 % (convicción baja), en dos tramos.</w:t>
+        <w:t xml:space="preserve">, o si en el Día del Inversor se fijan ventas de 2027-2028 que, con la regla mejorada, den base ≥ 0 % y ponderada ≥ 5 %. En ese caso, y solo con la liquidez que quede tras las órdenes value del 7-nov: 3,5 % (convicción baja), en dos tramos.</w:t>
       </w:r>
     </w:p>
     <w:bookmarkEnd w:id="32"/>

--- a/informes-growth/celestica-2026-10-14/Celestica - growth - 2026-10-14.docx
+++ b/informes-growth/celestica-2026-10-14/Celestica - growth - 2026-10-14.docx
@@ -20,68 +20,31 @@
           <w:bCs/>
           <w:b/>
         </w:rPr>
-        <w:t xml:space="preserve">Señal (método v7): Vender (no comprar)</w:t>
-      </w:r>
-      <w:r>
-        <w:t xml:space="preserve"> </w:t>
-      </w:r>
-      <w:r>
-        <w:t xml:space="preserve">· Puntuación 66,2/100 · Señales de cambio de tendencia 3/8 · EV/beneficio bruto 13,8x</w:t>
-      </w:r>
-      <w:r>
-        <w:t xml:space="preserve"> </w:t>
-      </w:r>
-      <w:r>
-        <w:t xml:space="preserve">Precio 357,44 USD (cierre del 13-oct) · Objetivo 12 m 263,6 USD (ponderada −26,2 %, base −24,4 %, bajista −63,3 %, alcista +7,1 %) · Compra hasta 251,1 USD</w:t>
-      </w:r>
-      <w:r>
-        <w:t xml:space="preserve"> </w:t>
-      </w:r>
-      <w:r>
-        <w:t xml:space="preserve">Peso orientativo: no entra · Por qué: ponderada ≤ −10 %</w:t>
-      </w:r>
-    </w:p>
-    <w:p>
-      <w:pPr>
-        <w:pStyle w:val="BlockText"/>
-      </w:pPr>
-      <w:r>
-        <w:rPr>
-          <w:bCs/>
-          <w:b/>
-        </w:rPr>
-        <w:t xml:space="preserve">Calculado con el método v7</w:t>
-      </w:r>
-      <w:r>
-        <w:t xml:space="preserve"> </w:t>
-      </w:r>
-      <w:r>
-        <w:t xml:space="preserve">(</w:t>
-      </w:r>
-      <w:r>
-        <w:rPr>
-          <w:rStyle w:val="VerbatimChar"/>
-        </w:rPr>
-        <w:t xml:space="preserve">verticales/growth/metodo.md</w:t>
-      </w:r>
-      <w:r>
-        <w:t xml:space="preserve">) y EV/EBITDA NTM, porque Celestica gana dinero de forma estable. Las ventas salen de la regla mecánica: 30.865 M USD en el base, 22.587 M en el bajista y 34.535 M en el alcista, para los 12 meses a jun-2028. El múltiplo de hoy (16,5x) baja con la rebaja máxima por desaceleración (11,8x / 7,1x / 15,4x).</w:t>
-      </w:r>
-      <w:r>
-        <w:t xml:space="preserve"> </w:t>
-      </w:r>
-      <w:r>
-        <w:rPr>
-          <w:bCs/>
-          <w:b/>
-        </w:rPr>
-        <w:t xml:space="preserve">Ojo: la regla mide mal este caso.</w:t>
-      </w:r>
-      <w:r>
-        <w:t xml:space="preserve"> </w:t>
-      </w:r>
-      <w:r>
-        <w:t xml:space="preserve">La proyección mecánica queda por debajo de la guía de la propia empresa para 2027, y la ampliación de capital de agosto se cuenta dos veces. La sección 9 da las variantes y la sección final, la mejora propuesta. Aun así, ninguna variante prudente da una compra clara.</w:t>
+        <w:t xml:space="preserve">Señal (método vigente v11): Vender</w:t>
+      </w:r>
+      <w:r>
+        <w:t xml:space="preserve"> </w:t>
+      </w:r>
+      <w:r>
+        <w:t xml:space="preserve">· Puntuación 66,2/100 · Señales de cambio de tendencia 3/8 · EV/EBITDA NTM 16,5 veces</w:t>
+      </w:r>
+      <w:r>
+        <w:t xml:space="preserve"> </w:t>
+      </w:r>
+      <w:r>
+        <w:t xml:space="preserve">Precio 357,44 USD (fecha del informe) · Objetivo 12 m 263,6 USD · Ponderada −26,2 % · Base −24,4 % · Bajista −63,3 % · Alcista +7,1 % · Compra hasta 251,1 USD</w:t>
+      </w:r>
+      <w:r>
+        <w:t xml:space="preserve"> </w:t>
+      </w:r>
+      <w:r>
+        <w:t xml:space="preserve">Peso orientativo: 0 % de la cartera · Por qué: ponderada ≤ -10 %</w:t>
+      </w:r>
+      <w:r>
+        <w:t xml:space="preserve"> </w:t>
+      </w:r>
+      <w:r>
+        <w:t xml:space="preserve">Cabecera rehecha con la v11 el 15-oct (auditoría de homogeneidad). Antes decía (método v7): Vender (no comprar). El texto de abajo puede citar cifras de esa versión anterior; mandan las de esta cabecera.</w:t>
       </w:r>
     </w:p>
     <w:bookmarkStart w:id="20" w:name="la-tesis-en-cinco-líneas"/>
